--- a/Module1/Paper1.docx
+++ b/Module1/Paper1.docx
@@ -1586,98 +1586,6 @@
           <w:szCs w:val="24"/>
         </w:rPr>
         <w:t>Commands:</w:t>
-      </w:r>
-    </w:p>
-    <w:p>
-      <w:pPr>
-        <w:tabs>
-          <w:tab w:val="left" w:pos="916"/>
-          <w:tab w:val="left" w:pos="1832"/>
-          <w:tab w:val="left" w:pos="2748"/>
-          <w:tab w:val="left" w:pos="3664"/>
-          <w:tab w:val="left" w:pos="4580"/>
-          <w:tab w:val="left" w:pos="5496"/>
-          <w:tab w:val="left" w:pos="6412"/>
-          <w:tab w:val="left" w:pos="7328"/>
-          <w:tab w:val="left" w:pos="8244"/>
-          <w:tab w:val="left" w:pos="9160"/>
-          <w:tab w:val="left" w:pos="10076"/>
-          <w:tab w:val="left" w:pos="10992"/>
-          <w:tab w:val="left" w:pos="11908"/>
-          <w:tab w:val="left" w:pos="12824"/>
-          <w:tab w:val="left" w:pos="13740"/>
-          <w:tab w:val="left" w:pos="14656"/>
-        </w:tabs>
-        <w:spacing w:after="0" w:line="240" w:lineRule="auto"/>
-        <w:rPr>
-          <w:rFonts w:ascii="Courier New" w:eastAsia="Times New Roman" w:hAnsi="Courier New" w:cs="Courier New"/>
-          <w:kern w:val="0"/>
-          <w:sz w:val="20"/>
-        </w:rPr>
-      </w:pPr>
-      <w:proofErr w:type="gramStart"/>
-      <w:r>
-        <w:rPr>
-          <w:rFonts w:ascii="Courier New" w:eastAsia="Times New Roman" w:hAnsi="Courier New" w:cs="Courier New"/>
-          <w:kern w:val="0"/>
-          <w:sz w:val="20"/>
-        </w:rPr>
-        <w:t>attrib</w:t>
-      </w:r>
-      <w:proofErr w:type="gramEnd"/>
-      <w:r>
-        <w:rPr>
-          <w:rFonts w:ascii="Courier New" w:eastAsia="Times New Roman" w:hAnsi="Courier New" w:cs="Courier New"/>
-          <w:kern w:val="0"/>
-          <w:sz w:val="20"/>
-        </w:rPr>
-        <w:t xml:space="preserve"> +h Exam</w:t>
-      </w:r>
-    </w:p>
-    <w:p>
-      <w:pPr>
-        <w:tabs>
-          <w:tab w:val="left" w:pos="916"/>
-          <w:tab w:val="left" w:pos="1832"/>
-          <w:tab w:val="left" w:pos="2748"/>
-          <w:tab w:val="left" w:pos="3664"/>
-          <w:tab w:val="left" w:pos="4580"/>
-          <w:tab w:val="left" w:pos="5496"/>
-          <w:tab w:val="left" w:pos="6412"/>
-          <w:tab w:val="left" w:pos="7328"/>
-          <w:tab w:val="left" w:pos="8244"/>
-          <w:tab w:val="left" w:pos="9160"/>
-          <w:tab w:val="left" w:pos="10076"/>
-          <w:tab w:val="left" w:pos="10992"/>
-          <w:tab w:val="left" w:pos="11908"/>
-          <w:tab w:val="left" w:pos="12824"/>
-          <w:tab w:val="left" w:pos="13740"/>
-          <w:tab w:val="left" w:pos="14656"/>
-        </w:tabs>
-        <w:spacing w:after="0" w:line="240" w:lineRule="auto"/>
-        <w:rPr>
-          <w:rFonts w:ascii="Courier New" w:eastAsia="Times New Roman" w:hAnsi="Courier New" w:cs="Courier New"/>
-          <w:kern w:val="0"/>
-          <w:sz w:val="20"/>
-        </w:rPr>
-      </w:pPr>
-      <w:proofErr w:type="gramStart"/>
-      <w:r>
-        <w:rPr>
-          <w:rFonts w:ascii="Courier New" w:eastAsia="Times New Roman" w:hAnsi="Courier New" w:cs="Courier New"/>
-          <w:kern w:val="0"/>
-          <w:sz w:val="20"/>
-        </w:rPr>
-        <w:t>attrib</w:t>
-      </w:r>
-      <w:proofErr w:type="gramEnd"/>
-      <w:r>
-        <w:rPr>
-          <w:rFonts w:ascii="Courier New" w:eastAsia="Times New Roman" w:hAnsi="Courier New" w:cs="Courier New"/>
-          <w:kern w:val="0"/>
-          <w:sz w:val="20"/>
-        </w:rPr>
-        <w:t xml:space="preserve"> -h Exam</w:t>
       </w:r>
     </w:p>
     <w:p>
